--- a/fil rouge dev2 (Infra)/Documentation/Adressage IP.docx
+++ b/fil rouge dev2 (Infra)/Documentation/Adressage IP.docx
@@ -1579,13 +1579,25 @@
         <w:jc w:val="both"/>
       </w:pPr>
       <w:r>
-        <w:t xml:space="preserve">Agences : 192.168.X.100 </w:t>
+        <w:t>Agences : 192.168.</w:t>
+      </w:r>
+      <w:r>
+        <w:t>13</w:t>
+      </w:r>
+      <w:r>
+        <w:t xml:space="preserve">.100 </w:t>
       </w:r>
       <w:r>
         <w:t>à</w:t>
       </w:r>
       <w:r>
-        <w:t xml:space="preserve"> 192.168.X.150</w:t>
+        <w:t xml:space="preserve"> 192.168.</w:t>
+      </w:r>
+      <w:r>
+        <w:t>13</w:t>
+      </w:r>
+      <w:r>
+        <w:t>.150</w:t>
       </w:r>
     </w:p>
     <w:p>
